--- a/docs/ANEXO_MAKLO_Operacion_Demanda_Meta.docx
+++ b/docs/ANEXO_MAKLO_Operacion_Demanda_Meta.docx
@@ -754,43 +754,649 @@
       </w:r>
     </w:p>
     <w:p>
+      <w:pPr>
+        <w:pStyle w:val="Heading2"/>
+      </w:pPr>
+      <w:r>
+        <w:t>✅ VERIFICADO (2026-07-26, documentación oficial): en Ecuador **ninguna plataforma nos restringe**</w:t>
+      </w:r>
+    </w:p>
+    <w:tbl>
+      <w:tblPr>
+        <w:tblStyle w:val="LightGrid-Accent1"/>
+        <w:tblW w:type="auto" w:w="0"/>
+        <w:tblLook w:firstColumn="1" w:firstRow="1" w:lastColumn="0" w:lastRow="0" w:noHBand="0" w:noVBand="1" w:val="04A0"/>
+      </w:tblPr>
+      <w:tblGrid>
+        <w:gridCol w:w="4320"/>
+        <w:gridCol w:w="4320"/>
+      </w:tblGrid>
+      <w:tr>
+        <w:tc>
+          <w:tcPr>
+            <w:tcW w:type="dxa" w:w="4320"/>
+          </w:tcPr>
+          <w:p>
+            <w:r>
+              <w:rPr>
+                <w:b/>
+              </w:rPr>
+            </w:r>
+            <w:r>
+              <w:rPr>
+                <w:b/>
+              </w:rPr>
+              <w:t>Pregunta</w:t>
+            </w:r>
+          </w:p>
+        </w:tc>
+        <w:tc>
+          <w:tcPr>
+            <w:tcW w:type="dxa" w:w="4320"/>
+          </w:tcPr>
+          <w:p>
+            <w:r>
+              <w:rPr>
+                <w:b/>
+              </w:rPr>
+            </w:r>
+            <w:r>
+              <w:rPr>
+                <w:b/>
+              </w:rPr>
+              <w:t>Respuesta oficial</w:t>
+            </w:r>
+          </w:p>
+        </w:tc>
+      </w:tr>
+      <w:tr>
+        <w:tc>
+          <w:tcPr>
+            <w:tcW w:type="dxa" w:w="4320"/>
+          </w:tcPr>
+          <w:p>
+            <w:r/>
+            <w:r>
+              <w:t xml:space="preserve">¿Meta exige la </w:t>
+            </w:r>
+            <w:r>
+              <w:rPr>
+                <w:b/>
+              </w:rPr>
+              <w:t>categoría especial de Vivienda</w:t>
+            </w:r>
+            <w:r>
+              <w:t xml:space="preserve"> para campañas a Ecuador?</w:t>
+            </w:r>
+          </w:p>
+        </w:tc>
+        <w:tc>
+          <w:tcPr>
+            <w:tcW w:type="dxa" w:w="4320"/>
+          </w:tcPr>
+          <w:p>
+            <w:r/>
+            <w:r>
+              <w:rPr>
+                <w:b/>
+              </w:rPr>
+              <w:t>NO.</w:t>
+            </w:r>
+            <w:r>
+              <w:t xml:space="preserve"> Se exige solo si *"eres un anunciante en Estados Unidos"* o *"tu audiencia objetivo está en Estados Unidos, Canadá o ciertas partes de Europa"* (lista de ~48 países/territorios europeos). </w:t>
+            </w:r>
+            <w:r>
+              <w:rPr>
+                <w:b/>
+              </w:rPr>
+              <w:t>Ningún país de LATAM aparece.</w:t>
+            </w:r>
+            <w:r>
+              <w:t xml:space="preserve"> — [Meta: about ads for housing](https://www.facebook.com/business/help/1198401317374558)</w:t>
+            </w:r>
+          </w:p>
+        </w:tc>
+      </w:tr>
+      <w:tr>
+        <w:tc>
+          <w:tcPr>
+            <w:tcW w:type="dxa" w:w="4320"/>
+          </w:tcPr>
+          <w:p>
+            <w:r/>
+            <w:r>
+              <w:t>¿Google restringe la segmentación de vivienda en Ecuador?</w:t>
+            </w:r>
+          </w:p>
+        </w:tc>
+        <w:tc>
+          <w:tcPr>
+            <w:tcW w:type="dxa" w:w="4320"/>
+          </w:tcPr>
+          <w:p>
+            <w:r/>
+            <w:r>
+              <w:rPr>
+                <w:b/>
+              </w:rPr>
+              <w:t>NO.</w:t>
+            </w:r>
+            <w:r>
+              <w:t xml:space="preserve"> *"This update applies to all housing, employment, and credit ads serving in the United States and Canada."* — [Google Ads Policy FAQ](https://support.google.com/adspolicy/answer/9997418)</w:t>
+            </w:r>
+          </w:p>
+        </w:tc>
+      </w:tr>
+      <w:tr>
+        <w:tc>
+          <w:tcPr>
+            <w:tcW w:type="dxa" w:w="4320"/>
+          </w:tcPr>
+          <w:p>
+            <w:r/>
+            <w:r>
+              <w:t xml:space="preserve">¿Google prohíbe segmentar/excluir por </w:t>
+            </w:r>
+            <w:r>
+              <w:rPr>
+                <w:b/>
+              </w:rPr>
+              <w:t>ingreso del hogar</w:t>
+            </w:r>
+            <w:r>
+              <w:t xml:space="preserve"> en vivienda?</w:t>
+            </w:r>
+          </w:p>
+        </w:tc>
+        <w:tc>
+          <w:tcPr>
+            <w:tcW w:type="dxa" w:w="4320"/>
+          </w:tcPr>
+          <w:p>
+            <w:r/>
+            <w:r>
+              <w:rPr>
+                <w:b/>
+              </w:rPr>
+              <w:t>NO.</w:t>
+            </w:r>
+            <w:r>
+              <w:t xml:space="preserve"> "Household Income" figura entre las opciones </w:t>
+            </w:r>
+            <w:r>
+              <w:rPr>
+                <w:b/>
+              </w:rPr>
+              <w:t>sin restricción</w:t>
+            </w:r>
+            <w:r>
+              <w:t>. Lo restringido es edad, género, estado parental, estado civil y códigos postales completos.</w:t>
+            </w:r>
+          </w:p>
+        </w:tc>
+      </w:tr>
+    </w:tbl>
+    <w:p>
       <w:r>
         <w:rPr>
           <w:b/>
         </w:rPr>
-        <w:t>⚠️ A verificar en el setup (NO verificado):</w:t>
+        <w:t>Dos consecuencias, una buena y una que define nuestra postura:</w:t>
+      </w:r>
+    </w:p>
+    <w:p>
+      <w:pPr>
+        <w:pStyle w:val="ListNumber"/>
+      </w:pPr>
+      <w:r>
+        <w:rPr>
+          <w:b/>
+        </w:rPr>
+        <w:t>Operativa (buena):</w:t>
       </w:r>
       <w:r>
-        <w:t xml:space="preserve"> si Meta exige declarar la </w:t>
+        <w:t xml:space="preserve"> al no aplicar la categoría especial, </w:t>
       </w:r>
       <w:r>
         <w:rPr>
           <w:b/>
         </w:rPr>
-        <w:t>categoría especial de anuncios de Vivienda</w:t>
+        <w:t>no hay radio geográfico mínimo forzado</w:t>
       </w:r>
       <w:r>
-        <w:t xml:space="preserve"> para campañas dirigidas a Ecuador. Sé que Meta *clasifica* anuncios de vivienda en EC (el archivo público los etiqueta), pero </w:t>
+        <w:t>. El targeting hiperlocal del eje Labrador–Bicentenario está plenamente disponible. *(El riesgo que este anexo marcaba antes queda descartado.)*</w:t>
+      </w:r>
+    </w:p>
+    <w:p>
+      <w:pPr>
+        <w:pStyle w:val="ListNumber"/>
+      </w:pPr>
+      <w:r>
+        <w:rPr>
+          <w:b/>
+        </w:rPr>
+        <w:t>De marca (la que importa):</w:t>
+      </w:r>
+      <w:r>
+        <w:t xml:space="preserve"> </w:t>
       </w:r>
       <w:r>
         <w:rPr>
           <w:b/>
         </w:rPr>
-        <w:t>no confirmé</w:t>
+        <w:t>la plataforma no nos protege — el único candado es el nuestro.</w:t>
       </w:r>
       <w:r>
-        <w:t xml:space="preserve"> si la restricción de segmentación aplica fuera de EE.UU./Canadá. Importa por una razón operativa concreta: si aplica, puede imponerse un </w:t>
+        <w:t xml:space="preserve"> En Ecuador podríamos segmentar por edad, ingreso estimado o composición familiar sin que nadie lo impida. La prohibición del §2 es, por tanto, </w:t>
       </w:r>
       <w:r>
         <w:rPr>
           <w:b/>
         </w:rPr>
-        <w:t>radio geográfico mínimo</w:t>
+        <w:t>política propia de Contexto</w:t>
       </w:r>
       <w:r>
-        <w:t>, y un proyecto hiperlocal como MAKLO lo sentiría. Verificar en la documentación oficial de Meta antes de armar la primera campaña; declararla mal puede tumbar los anuncios.</w:t>
+        <w:t>, no cumplimiento normativo.</w:t>
       </w:r>
     </w:p>
+    <w:p>
+      <w:pPr>
+        <w:pStyle w:val="IntenseQuote"/>
+      </w:pPr>
+      <w:r>
+        <w:t xml:space="preserve">⚠️ </w:t>
+      </w:r>
+      <w:r>
+        <w:rPr>
+          <w:b/>
+        </w:rPr>
+        <w:t>Cómo se dice esto (y cómo NO):</w:t>
+      </w:r>
+      <w:r>
+        <w:t xml:space="preserve"> nunca afirmar que estas prácticas son *ilegales* en Ecuador — no lo son, y un abogado lo verifica en cinco minutos. Se dice: *"Meta y Google restringen esto en EE.UU. y Europa; aquí no. Podríamos hacerlo y sería válido. Elegimos no hacerlo."* La honestidad de asteriscos aplica también a los argumentos de compliance: un argumento inflado se cae y se lleva la credibilidad con él.</w:t>
+      </w:r>
+    </w:p>
+    <w:p>
+      <w:pPr>
+        <w:pStyle w:val="Heading2"/>
+      </w:pPr>
+      <w:r>
+        <w:t>Actualizaciones de plataforma evaluadas (2026-07-26)</w:t>
+      </w:r>
+    </w:p>
+    <w:p>
+      <w:r>
+        <w:t xml:space="preserve">Reportadas *per* Thomas Eccel y Bram Van der Hallen (LinkedIn, 2026) — </w:t>
+      </w:r>
+      <w:r>
+        <w:rPr>
+          <w:b/>
+        </w:rPr>
+        <w:t>no verificadas en documentación oficial</w:t>
+      </w:r>
+      <w:r>
+        <w:t>; el veredicto es nuestro y no depende de que existan.</w:t>
+      </w:r>
+    </w:p>
+    <w:tbl>
+      <w:tblPr>
+        <w:tblStyle w:val="LightGrid-Accent1"/>
+        <w:tblW w:type="auto" w:w="0"/>
+        <w:tblLook w:firstColumn="1" w:firstRow="1" w:lastColumn="0" w:lastRow="0" w:noHBand="0" w:noVBand="1" w:val="04A0"/>
+      </w:tblPr>
+      <w:tblGrid>
+        <w:gridCol w:w="2880"/>
+        <w:gridCol w:w="2880"/>
+        <w:gridCol w:w="2880"/>
+      </w:tblGrid>
+      <w:tr>
+        <w:tc>
+          <w:tcPr>
+            <w:tcW w:type="dxa" w:w="2880"/>
+          </w:tcPr>
+          <w:p>
+            <w:r>
+              <w:rPr>
+                <w:b/>
+              </w:rPr>
+            </w:r>
+            <w:r>
+              <w:rPr>
+                <w:b/>
+              </w:rPr>
+              <w:t>Función</w:t>
+            </w:r>
+          </w:p>
+        </w:tc>
+        <w:tc>
+          <w:tcPr>
+            <w:tcW w:type="dxa" w:w="2880"/>
+          </w:tcPr>
+          <w:p>
+            <w:r>
+              <w:rPr>
+                <w:b/>
+              </w:rPr>
+            </w:r>
+            <w:r>
+              <w:rPr>
+                <w:b/>
+              </w:rPr>
+              <w:t>Veredicto</w:t>
+            </w:r>
+          </w:p>
+        </w:tc>
+        <w:tc>
+          <w:tcPr>
+            <w:tcW w:type="dxa" w:w="2880"/>
+          </w:tcPr>
+          <w:p>
+            <w:r>
+              <w:rPr>
+                <w:b/>
+              </w:rPr>
+            </w:r>
+            <w:r>
+              <w:rPr>
+                <w:b/>
+              </w:rPr>
+              <w:t>Razón</w:t>
+            </w:r>
+          </w:p>
+        </w:tc>
+      </w:tr>
+      <w:tr>
+        <w:tc>
+          <w:tcPr>
+            <w:tcW w:type="dxa" w:w="2880"/>
+          </w:tcPr>
+          <w:p>
+            <w:r/>
+            <w:r>
+              <w:rPr>
+                <w:b/>
+              </w:rPr>
+              <w:t>Audiencias solo-de-exclusión</w:t>
+            </w:r>
+            <w:r>
+              <w:t xml:space="preserve"> (Meta)</w:t>
+            </w:r>
+          </w:p>
+        </w:tc>
+        <w:tc>
+          <w:tcPr>
+            <w:tcW w:type="dxa" w:w="2880"/>
+          </w:tcPr>
+          <w:p>
+            <w:r/>
+            <w:r>
+              <w:t xml:space="preserve">🟢 </w:t>
+            </w:r>
+            <w:r>
+              <w:rPr>
+                <w:b/>
+              </w:rPr>
+              <w:t>Adoptar, con candado</w:t>
+            </w:r>
+          </w:p>
+        </w:tc>
+        <w:tc>
+          <w:tcPr>
+            <w:tcW w:type="dxa" w:w="2880"/>
+          </w:tcPr>
+          <w:p>
+            <w:r/>
+            <w:r>
+              <w:t xml:space="preserve">Excluir a quien ya compró o ya es lead activo es eficiencia, no discriminación: excluye por </w:t>
+            </w:r>
+            <w:r>
+              <w:rPr>
+                <w:b/>
+              </w:rPr>
+              <w:t>estado en el embudo</w:t>
+            </w:r>
+            <w:r>
+              <w:t xml:space="preserve">, un hecho auditable. </w:t>
+            </w:r>
+            <w:r>
+              <w:rPr>
+                <w:b/>
+              </w:rPr>
+              <w:t>Candado: toda lista de exclusión debe poder explicarse con un evento del CRM, o no se sube.</w:t>
+            </w:r>
+            <w:r>
+              <w:t xml:space="preserve"> Que sea irreversible (no convertible en audiencia de inclusión) es una ventaja de compliance.</w:t>
+            </w:r>
+          </w:p>
+        </w:tc>
+      </w:tr>
+      <w:tr>
+        <w:tc>
+          <w:tcPr>
+            <w:tcW w:type="dxa" w:w="2880"/>
+          </w:tcPr>
+          <w:p>
+            <w:r/>
+            <w:r>
+              <w:rPr>
+                <w:b/>
+              </w:rPr>
+              <w:t>pLTV / valor de vida predicho</w:t>
+            </w:r>
+            <w:r>
+              <w:t xml:space="preserve"> (Meta)</w:t>
+            </w:r>
+          </w:p>
+        </w:tc>
+        <w:tc>
+          <w:tcPr>
+            <w:tcW w:type="dxa" w:w="2880"/>
+          </w:tcPr>
+          <w:p>
+            <w:r/>
+            <w:r>
+              <w:t xml:space="preserve">🔴 </w:t>
+            </w:r>
+            <w:r>
+              <w:rPr>
+                <w:b/>
+              </w:rPr>
+              <w:t>Declinar</w:t>
+            </w:r>
+          </w:p>
+        </w:tc>
+        <w:tc>
+          <w:tcPr>
+            <w:tcW w:type="dxa" w:w="2880"/>
+          </w:tcPr>
+          <w:p>
+            <w:r/>
+            <w:r>
+              <w:t xml:space="preserve">En vivienda, "optimizar hacia quien genera más valor" = optimizar hacia quien puede pagar más: es </w:t>
+            </w:r>
+            <w:r>
+              <w:rPr>
+                <w:b/>
+              </w:rPr>
+              <w:t>scoring de personas</w:t>
+            </w:r>
+            <w:r>
+              <w:t xml:space="preserve"> (NUNCA §7.7) y un proxy de ingreso por la puerta de atrás. Además, para MAKLO ni siquiera aplica: un comprador de vivienda transacciona una vez por década — no hay "lifetime value" que predecir.</w:t>
+            </w:r>
+          </w:p>
+        </w:tc>
+      </w:tr>
+      <w:tr>
+        <w:tc>
+          <w:tcPr>
+            <w:tcW w:type="dxa" w:w="2880"/>
+          </w:tcPr>
+          <w:p>
+            <w:r/>
+            <w:r>
+              <w:rPr>
+                <w:b/>
+              </w:rPr>
+              <w:t>Exclusión por ingreso del hogar</w:t>
+            </w:r>
+            <w:r>
+              <w:t xml:space="preserve"> (Google PMax)</w:t>
+            </w:r>
+          </w:p>
+        </w:tc>
+        <w:tc>
+          <w:tcPr>
+            <w:tcW w:type="dxa" w:w="2880"/>
+          </w:tcPr>
+          <w:p>
+            <w:r/>
+            <w:r>
+              <w:t xml:space="preserve">🔴 </w:t>
+            </w:r>
+            <w:r>
+              <w:rPr>
+                <w:b/>
+              </w:rPr>
+              <w:t>Declinar</w:t>
+            </w:r>
+          </w:p>
+        </w:tc>
+        <w:tc>
+          <w:tcPr>
+            <w:tcW w:type="dxa" w:w="2880"/>
+          </w:tcPr>
+          <w:p>
+            <w:r/>
+            <w:r>
+              <w:t xml:space="preserve">La plataforma lo permite (verificado arriba). Lo declinamos igual: el ingreso del hogar de la plataforma es una </w:t>
+            </w:r>
+            <w:r>
+              <w:rPr>
+                <w:b/>
+              </w:rPr>
+              <w:t>estimación inferida por un algoritmo</w:t>
+            </w:r>
+            <w:r>
+              <w:t>, y excluir personas por un ingreso que alguien les supuso es exactamente el juicio sobre personas que este anexo prohíbe.</w:t>
+            </w:r>
+          </w:p>
+        </w:tc>
+      </w:tr>
+      <w:tr>
+        <w:tc>
+          <w:tcPr>
+            <w:tcW w:type="dxa" w:w="2880"/>
+          </w:tcPr>
+          <w:p>
+            <w:r/>
+            <w:r>
+              <w:t>Atribución personalizada (Meta)</w:t>
+            </w:r>
+          </w:p>
+        </w:tc>
+        <w:tc>
+          <w:tcPr>
+            <w:tcW w:type="dxa" w:w="2880"/>
+          </w:tcPr>
+          <w:p>
+            <w:r/>
+            <w:r>
+              <w:t>⚪ No aplica aún</w:t>
+            </w:r>
+          </w:p>
+        </w:tc>
+        <w:tc>
+          <w:tcPr>
+            <w:tcW w:type="dxa" w:w="2880"/>
+          </w:tcPr>
+          <w:p>
+            <w:r/>
+            <w:r>
+              <w:t>Pensada para e-commerce; nuestra "compra" es offline y a meses.</w:t>
+            </w:r>
+          </w:p>
+        </w:tc>
+      </w:tr>
+      <w:tr>
+        <w:tc>
+          <w:tcPr>
+            <w:tcW w:type="dxa" w:w="2880"/>
+          </w:tcPr>
+          <w:p>
+            <w:r/>
+            <w:r>
+              <w:t>Informe de marca / brand lift (Google)</w:t>
+            </w:r>
+          </w:p>
+        </w:tc>
+        <w:tc>
+          <w:tcPr>
+            <w:tcW w:type="dxa" w:w="2880"/>
+          </w:tcPr>
+          <w:p>
+            <w:r/>
+            <w:r>
+              <w:t>🟢 Guardar</w:t>
+            </w:r>
+          </w:p>
+        </w:tc>
+        <w:tc>
+          <w:tcPr>
+            <w:tcW w:type="dxa" w:w="2880"/>
+          </w:tcPr>
+          <w:p>
+            <w:r/>
+            <w:r>
+              <w:t xml:space="preserve">Útil para medir si el </w:t>
+            </w:r>
+            <w:r>
+              <w:rPr>
+                <w:b/>
+              </w:rPr>
+              <w:t>Canal de Aura</w:t>
+            </w:r>
+            <w:r>
+              <w:t xml:space="preserve"> levanta búsquedas de marca. No aplica hasta que haya campaña de generación de demanda.</w:t>
+            </w:r>
+          </w:p>
+        </w:tc>
+      </w:tr>
+      <w:tr>
+        <w:tc>
+          <w:tcPr>
+            <w:tcW w:type="dxa" w:w="2880"/>
+          </w:tcPr>
+          <w:p>
+            <w:r/>
+            <w:r>
+              <w:t>AI Performance Insights, Merchant Center (Google)</w:t>
+            </w:r>
+          </w:p>
+        </w:tc>
+        <w:tc>
+          <w:tcPr>
+            <w:tcW w:type="dxa" w:w="2880"/>
+          </w:tcPr>
+          <w:p>
+            <w:r/>
+            <w:r>
+              <w:t>⚪ Señal, no herramienta</w:t>
+            </w:r>
+          </w:p>
+        </w:tc>
+        <w:tc>
+          <w:tcPr>
+            <w:tcW w:type="dxa" w:w="2880"/>
+          </w:tcPr>
+          <w:p>
+            <w:r/>
+            <w:r>
+              <w:t>Confirma que las plataformas empiezan a reportar visibilidad en respuestas de IA — valida la apuesta de la capa citable. Pero es Shopping, no vivienda.</w:t>
+            </w:r>
+          </w:p>
+        </w:tc>
+      </w:tr>
+    </w:tbl>
     <w:p>
       <w:pPr>
         <w:pStyle w:val="Heading1"/>
